--- a/research_and_thesis_writing/research_paper_summary.docx
+++ b/research_and_thesis_writing/research_paper_summary.docx
@@ -287,6 +287,52 @@
     </w:p>
     <w:p>
       <w:pPr>
+        <w:numPr>
+          <w:ilvl w:val="0"/>
+          <w:numId w:val="1"/>
+        </w:numPr>
+      </w:pPr>
+      <w:hyperlink r:id="rId11" w:history="1">
+        <w:r>
+          <w:rPr>
+            <w:rStyle w:val="Hyperlink"/>
+          </w:rPr>
+          <w:t xml:space="preserve">Optimizing </w:t>
+        </w:r>
+        <w:proofErr w:type="spellStart"/>
+        <w:r>
+          <w:rPr>
+            <w:rStyle w:val="Hyperlink"/>
+          </w:rPr>
+          <w:t>swin</w:t>
+        </w:r>
+        <w:proofErr w:type="spellEnd"/>
+        <w:r>
+          <w:rPr>
+            <w:rStyle w:val="Hyperlink"/>
+          </w:rPr>
+          <w:t xml:space="preserve"> transformer encoder for spatiotemporal desertification classification in an arid environment</w:t>
+        </w:r>
+      </w:hyperlink>
+    </w:p>
+    <w:p>
+      <w:pPr>
+        <w:numPr>
+          <w:ilvl w:val="0"/>
+          <w:numId w:val="1"/>
+        </w:numPr>
+      </w:pPr>
+      <w:hyperlink r:id="rId12" w:history="1">
+        <w:r>
+          <w:rPr>
+            <w:rStyle w:val="Hyperlink"/>
+          </w:rPr>
+          <w:t>A Systematic Review of Desertification Identification with Multispectral LANDSAT Image and Deep Learning Models</w:t>
+        </w:r>
+      </w:hyperlink>
+    </w:p>
+    <w:p>
+      <w:pPr>
         <w:rPr>
           <w:b/>
           <w:bCs/>
@@ -349,6 +395,7 @@
           <w:b/>
           <w:bCs/>
         </w:rPr>
+        <w:lastRenderedPageBreak/>
         <w:t>Prediction_of_Ionospheric_Scintillation_with_ConvG.pdf</w:t>
       </w:r>
       <w:r>
@@ -390,21 +437,22 @@
         </m:sSub>
       </m:oMath>
       <w:r>
-        <w:t xml:space="preserve">) to manage outliers and high-noise levels in ConvGRU predictions. This perfectly supports your decision to use F.huber_loss for computing the loss on DSI deltas in your training loop. </w:t>
-      </w:r>
-      <w:hyperlink r:id="rId11" w:history="1">
-        <w:r>
-          <w:rPr>
-            <w:rStyle w:val="Hyperlink"/>
-          </w:rPr>
-          <w:t xml:space="preserve">Prediction of </w:t>
-        </w:r>
-        <w:r>
-          <w:rPr>
-            <w:rStyle w:val="Hyperlink"/>
-          </w:rPr>
-          <w:lastRenderedPageBreak/>
-          <w:t xml:space="preserve">Ionospheric Scintillation with </w:t>
+        <w:t xml:space="preserve">) to manage outliers and high-noise levels in ConvGRU predictions. This perfectly supports your decision to use </w:t>
+      </w:r>
+      <w:proofErr w:type="gramStart"/>
+      <w:r>
+        <w:t>F.huber</w:t>
+      </w:r>
+      <w:proofErr w:type="gramEnd"/>
+      <w:r>
+        <w:t xml:space="preserve">_loss for computing the loss on DSI deltas in your training loop. </w:t>
+      </w:r>
+      <w:hyperlink r:id="rId13" w:history="1">
+        <w:r>
+          <w:rPr>
+            <w:rStyle w:val="Hyperlink"/>
+          </w:rPr>
+          <w:t xml:space="preserve">Prediction of Ionospheric Scintillation with </w:t>
         </w:r>
         <w:proofErr w:type="spellStart"/>
         <w:r>
@@ -471,7 +519,7 @@
       <w:r>
         <w:t xml:space="preserve"> design. </w:t>
       </w:r>
-      <w:hyperlink r:id="rId12" w:history="1">
+      <w:hyperlink r:id="rId14" w:history="1">
         <w:r>
           <w:rPr>
             <w:rStyle w:val="Hyperlink"/>
@@ -561,7 +609,7 @@
       <w:r>
         <w:t xml:space="preserve"> framework that incorporates skip-connections to handle feature fusion across different layers. This mathematically justifies the spatial recovery mechanisms employed in your CNN Decoder. </w:t>
       </w:r>
-      <w:hyperlink r:id="rId13" w:history="1">
+      <w:hyperlink r:id="rId15" w:history="1">
         <w:proofErr w:type="spellStart"/>
         <w:r>
           <w:rPr>
@@ -624,7 +672,7 @@
       <w:r>
         <w:t xml:space="preserve">-temporal prediction of ocean elements using a Seq2Seq architecture combined with a multi-step rolling strategy. This parallels your approach of using an autoregressive decoder to unroll 12 future steps. </w:t>
       </w:r>
-      <w:hyperlink r:id="rId14" w:history="1">
+      <w:hyperlink r:id="rId16" w:history="1">
         <w:r>
           <w:rPr>
             <w:rStyle w:val="Hyperlink"/>
@@ -653,29 +701,43 @@
           <w:ilvl w:val="0"/>
           <w:numId w:val="2"/>
         </w:numPr>
+        <w:rPr>
+          <w:highlight w:val="yellow"/>
+        </w:rPr>
       </w:pPr>
       <w:r>
         <w:rPr>
           <w:b/>
           <w:bCs/>
+          <w:highlight w:val="yellow"/>
         </w:rPr>
         <w:t>Forecast_of_Ionospheric_TEC_Maps_Using_ConvGRU_Deep_Learning_Over_China.pdf</w:t>
       </w:r>
       <w:r>
+        <w:rPr>
+          <w:highlight w:val="yellow"/>
+        </w:rPr>
         <w:t xml:space="preserve">: This paper demonstrates that </w:t>
       </w:r>
       <w:proofErr w:type="spellStart"/>
       <w:r>
+        <w:rPr>
+          <w:highlight w:val="yellow"/>
+        </w:rPr>
         <w:t>ConvGRU</w:t>
       </w:r>
       <w:proofErr w:type="spellEnd"/>
       <w:r>
+        <w:rPr>
+          <w:highlight w:val="yellow"/>
+        </w:rPr>
         <w:t xml:space="preserve"> outperforms standard LSTMs when predicting 2D spatial maps over time. </w:t>
       </w:r>
-      <w:hyperlink r:id="rId15" w:history="1">
-        <w:r>
-          <w:rPr>
-            <w:rStyle w:val="Hyperlink"/>
+      <w:hyperlink r:id="rId17" w:history="1">
+        <w:r>
+          <w:rPr>
+            <w:rStyle w:val="Hyperlink"/>
+            <w:highlight w:val="yellow"/>
           </w:rPr>
           <w:t xml:space="preserve">Forecast of Ionospheric TEC Maps Using </w:t>
         </w:r>
@@ -683,6 +745,7 @@
         <w:r>
           <w:rPr>
             <w:rStyle w:val="Hyperlink"/>
+            <w:highlight w:val="yellow"/>
           </w:rPr>
           <w:t>ConvGRU</w:t>
         </w:r>
@@ -690,6 +753,7 @@
         <w:r>
           <w:rPr>
             <w:rStyle w:val="Hyperlink"/>
+            <w:highlight w:val="yellow"/>
           </w:rPr>
           <w:t xml:space="preserve"> Deep Learning Over China | IEEE Journals &amp; Magazine | IEEE Xplore</w:t>
         </w:r>
@@ -727,7 +791,7 @@
       <w:r>
         <w:t xml:space="preserve"> architecture. </w:t>
       </w:r>
-      <w:hyperlink r:id="rId16" w:history="1">
+      <w:hyperlink r:id="rId18" w:history="1">
         <w:r>
           <w:rPr>
             <w:rStyle w:val="Hyperlink"/>
@@ -766,9 +830,8 @@
           <w:sz w:val="28"/>
           <w:szCs w:val="28"/>
         </w:rPr>
-        <w:t xml:space="preserve">III. Architectural Comparison &amp; Failed </w:t>
-      </w:r>
-      <w:proofErr w:type="spellStart"/>
+        <w:t>I</w:t>
+      </w:r>
       <w:r>
         <w:rPr>
           <w:b/>
@@ -776,9 +839,8 @@
           <w:sz w:val="28"/>
           <w:szCs w:val="28"/>
         </w:rPr>
-        <w:t>ConvMamba</w:t>
-      </w:r>
-      <w:proofErr w:type="spellEnd"/>
+        <w:t>II</w:t>
+      </w:r>
       <w:r>
         <w:rPr>
           <w:b/>
@@ -786,159 +848,7 @@
           <w:sz w:val="28"/>
           <w:szCs w:val="28"/>
         </w:rPr>
-        <w:t xml:space="preserve"> Justification</w:t>
-      </w:r>
-    </w:p>
-    <w:p>
-      <w:r>
-        <w:t xml:space="preserve">These papers are highly valuable for a "Model Selection and Iteration" section, allowing you to rigorously justify why </w:t>
-      </w:r>
-      <w:proofErr w:type="spellStart"/>
-      <w:r>
-        <w:t>ConvGRU</w:t>
-      </w:r>
-      <w:proofErr w:type="spellEnd"/>
-      <w:r>
-        <w:t xml:space="preserve"> succeeded where your </w:t>
-      </w:r>
-      <w:proofErr w:type="spellStart"/>
-      <w:r>
-        <w:t>ConvMamba</w:t>
-      </w:r>
-      <w:proofErr w:type="spellEnd"/>
-      <w:r>
-        <w:t xml:space="preserve"> implementation failed.</w:t>
-      </w:r>
-    </w:p>
-    <w:p>
-      <w:pPr>
-        <w:numPr>
-          <w:ilvl w:val="0"/>
-          <w:numId w:val="3"/>
-        </w:numPr>
-      </w:pPr>
-      <w:r>
-        <w:rPr>
-          <w:b/>
-          <w:bCs/>
-        </w:rPr>
-        <w:t>remotesensing-18-00243-v2.pdf</w:t>
-      </w:r>
-      <w:r>
-        <w:t xml:space="preserve">: This comprehensive survey of Mamba in remote sensing highlights the "Topological Mismatch Between 1D Priors and 2D EO Data". It explains that flattening 2D spatial grids into 1D sequences for State Space Models (SSMs) distorts </w:t>
-      </w:r>
-      <w:proofErr w:type="spellStart"/>
-      <w:r>
-        <w:t>neighborhood</w:t>
-      </w:r>
-      <w:proofErr w:type="spellEnd"/>
-      <w:r>
-        <w:t xml:space="preserve"> relations and complicates state updates. You can use this to explain why managing these 1D states across complex 2D spatial features caused memory and state retention issues in your </w:t>
-      </w:r>
-      <w:proofErr w:type="spellStart"/>
-      <w:r>
-        <w:t>ConvMamba</w:t>
-      </w:r>
-      <w:proofErr w:type="spellEnd"/>
-      <w:r>
-        <w:t xml:space="preserve"> attempt, making the explicit spatial gating of </w:t>
-      </w:r>
-      <w:proofErr w:type="spellStart"/>
-      <w:r>
-        <w:t>ConvGRU</w:t>
-      </w:r>
-      <w:proofErr w:type="spellEnd"/>
-      <w:r>
-        <w:t xml:space="preserve"> a more stable choice. </w:t>
-      </w:r>
-      <w:hyperlink r:id="rId17" w:history="1">
-        <w:r>
-          <w:rPr>
-            <w:rStyle w:val="Hyperlink"/>
-          </w:rPr>
-          <w:t>Mamba for Remote Sensing: Architectures, Hybrid Paradigms, and Future Directions</w:t>
-        </w:r>
-      </w:hyperlink>
-    </w:p>
-    <w:p>
-      <w:pPr>
-        <w:numPr>
-          <w:ilvl w:val="0"/>
-          <w:numId w:val="3"/>
-        </w:numPr>
-      </w:pPr>
-      <w:r>
-        <w:rPr>
-          <w:b/>
-          <w:bCs/>
-        </w:rPr>
-        <w:t>2406.04207v2.pdf</w:t>
-      </w:r>
-      <w:r>
-        <w:t>: This paper introduces "</w:t>
-      </w:r>
-      <w:proofErr w:type="spellStart"/>
-      <w:r>
-        <w:t>CDMamba</w:t>
-      </w:r>
-      <w:proofErr w:type="spellEnd"/>
-      <w:r>
-        <w:t xml:space="preserve">" to successfully perform remote sensing image change detection. You can contrast their bi-temporal (two-image) change detection task with your continuous 12-step autoregressive forecasting task. This contrast demonstrates that while </w:t>
-      </w:r>
-      <w:proofErr w:type="spellStart"/>
-      <w:r>
-        <w:t>ConvMamba</w:t>
-      </w:r>
-      <w:proofErr w:type="spellEnd"/>
-      <w:r>
-        <w:t xml:space="preserve"> can work for comparing two static points </w:t>
-      </w:r>
-      <w:r>
-        <w:lastRenderedPageBreak/>
-        <w:t xml:space="preserve">in time, unrolling it across many future steps creates state-management bottlenecks that your </w:t>
-      </w:r>
-      <w:proofErr w:type="spellStart"/>
-      <w:r>
-        <w:t>ConvGRU</w:t>
-      </w:r>
-      <w:proofErr w:type="spellEnd"/>
-      <w:r>
-        <w:t xml:space="preserve"> avoids. </w:t>
-      </w:r>
-      <w:hyperlink r:id="rId18" w:history="1">
-        <w:proofErr w:type="spellStart"/>
-        <w:r>
-          <w:rPr>
-            <w:rStyle w:val="Hyperlink"/>
-          </w:rPr>
-          <w:t>CDMamba</w:t>
-        </w:r>
-        <w:proofErr w:type="spellEnd"/>
-        <w:r>
-          <w:rPr>
-            <w:rStyle w:val="Hyperlink"/>
-          </w:rPr>
-          <w:t>: Remote Sensing Image Change Detection with Mamba</w:t>
-        </w:r>
-      </w:hyperlink>
-    </w:p>
-    <w:p>
-      <w:pPr>
-        <w:rPr>
-          <w:b/>
-          <w:bCs/>
-          <w:sz w:val="28"/>
-          <w:szCs w:val="28"/>
-        </w:rPr>
-      </w:pPr>
-      <w:r>
-        <w:rPr>
-          <w:b/>
-          <w:bCs/>
-          <w:sz w:val="28"/>
-          <w:szCs w:val="28"/>
-        </w:rPr>
-        <w:t>IV. Peripheral Context (Broader LULC &amp; Remote Sensing Methodologies)</w:t>
+        <w:t>. Peripheral Context (Broader LULC &amp; Remote Sensing Methodologies)</w:t>
       </w:r>
     </w:p>
     <w:p>
@@ -952,24 +862,43 @@
           <w:ilvl w:val="0"/>
           <w:numId w:val="4"/>
         </w:numPr>
+        <w:rPr>
+          <w:highlight w:val="yellow"/>
+        </w:rPr>
       </w:pPr>
       <w:r>
         <w:rPr>
           <w:b/>
           <w:bCs/>
+          <w:highlight w:val="yellow"/>
         </w:rPr>
         <w:t>LULC.pdf</w:t>
       </w:r>
       <w:r>
+        <w:rPr>
+          <w:highlight w:val="yellow"/>
+        </w:rPr>
         <w:t xml:space="preserve">: This study detects LULC changes and estimates NDVI in Pakistan’s Southern Punjab province using Landsat and MODIS data. It is useful for contrasting LULC dynamics in a </w:t>
       </w:r>
       <w:proofErr w:type="spellStart"/>
       <w:r>
+        <w:rPr>
+          <w:highlight w:val="yellow"/>
+        </w:rPr>
         <w:t>neighboring</w:t>
       </w:r>
       <w:proofErr w:type="spellEnd"/>
       <w:r>
-        <w:t xml:space="preserve"> Pakistani province. </w:t>
+        <w:rPr>
+          <w:highlight w:val="yellow"/>
+        </w:rPr>
+        <w:t xml:space="preserve"> Pakistani province</w:t>
+      </w:r>
+      <w:r>
+        <w:rPr>
+          <w:highlight w:val="yellow"/>
+        </w:rPr>
+        <w:t xml:space="preserve"> </w:t>
       </w:r>
       <w:hyperlink r:id="rId19" w:history="1">
         <w:r>
@@ -986,6 +915,9 @@
           <w:ilvl w:val="0"/>
           <w:numId w:val="4"/>
         </w:numPr>
+        <w:rPr>
+          <w:highlight w:val="yellow"/>
+        </w:rPr>
       </w:pPr>
       <w:r>
         <w:rPr>
@@ -999,20 +931,33 @@
       </w:r>
       <w:proofErr w:type="spellStart"/>
       <w:r>
+        <w:lastRenderedPageBreak/>
         <w:t>modeling</w:t>
       </w:r>
       <w:proofErr w:type="spellEnd"/>
       <w:r>
-        <w:t xml:space="preserve"> methodologies with your deep learning sequence models. </w:t>
+        <w:t xml:space="preserve"> methodologies with your deep learning sequence models.</w:t>
+      </w:r>
+      <w:r>
+        <w:rPr>
+          <w:highlight w:val="yellow"/>
+        </w:rPr>
+        <w:t xml:space="preserve"> </w:t>
       </w:r>
       <w:hyperlink r:id="rId20" w:history="1">
         <w:r>
           <w:rPr>
             <w:rStyle w:val="Hyperlink"/>
-          </w:rPr>
-          <w:t>Land Use/Land Cover Change Detection and NDVI Estimation in Pakistan’s Southern Punjab Province</w:t>
+            <w:highlight w:val="yellow"/>
+          </w:rPr>
+          <w:t>Forecasting Urban Sprawl Dynamics in Islamabad: A Neural Network Approach</w:t>
         </w:r>
       </w:hyperlink>
+    </w:p>
+    <w:p>
+      <w:pPr>
+        <w:ind w:left="720"/>
+      </w:pPr>
     </w:p>
     <w:p>
       <w:pPr>
@@ -1135,6 +1080,222 @@
           <w:t>Complementarity of Sentinel-1 and Sentinel-2 Data for Soil Salinity Monitoring to Support Sustainable Agriculture Practices in the Central Bolivian Altiplano</w:t>
         </w:r>
       </w:hyperlink>
+    </w:p>
+    <w:p>
+      <w:pPr>
+        <w:pStyle w:val="ListParagraph"/>
+        <w:numPr>
+          <w:ilvl w:val="0"/>
+          <w:numId w:val="4"/>
+        </w:numPr>
+        <w:spacing w:after="80" w:line="240" w:lineRule="auto"/>
+        <w:rPr>
+          <w:rFonts w:ascii="Times New Roman" w:eastAsia="Times New Roman" w:hAnsi="Times New Roman" w:cs="Times New Roman"/>
+          <w:kern w:val="0"/>
+          <w:sz w:val="15"/>
+          <w:szCs w:val="15"/>
+          <w:lang w:eastAsia="en-PK"/>
+          <w14:ligatures w14:val="none"/>
+        </w:rPr>
+      </w:pPr>
+      <w:r>
+        <w:rPr>
+          <w:rFonts w:ascii="Times New Roman" w:eastAsia="Times New Roman" w:hAnsi="Times New Roman" w:cs="Times New Roman"/>
+          <w:kern w:val="0"/>
+          <w:sz w:val="15"/>
+          <w:szCs w:val="15"/>
+          <w:highlight w:val="yellow"/>
+          <w:lang w:eastAsia="en-PK"/>
+          <w14:ligatures w14:val="none"/>
+        </w:rPr>
+        <w:t xml:space="preserve">[9] K. </w:t>
+      </w:r>
+      <w:proofErr w:type="spellStart"/>
+      <w:r>
+        <w:rPr>
+          <w:rFonts w:ascii="Times New Roman" w:eastAsia="Times New Roman" w:hAnsi="Times New Roman" w:cs="Times New Roman"/>
+          <w:kern w:val="0"/>
+          <w:sz w:val="15"/>
+          <w:szCs w:val="15"/>
+          <w:highlight w:val="yellow"/>
+          <w:lang w:eastAsia="en-PK"/>
+          <w14:ligatures w14:val="none"/>
+        </w:rPr>
+        <w:t>Panhwar</w:t>
+      </w:r>
+      <w:proofErr w:type="spellEnd"/>
+      <w:r>
+        <w:rPr>
+          <w:rFonts w:ascii="Times New Roman" w:eastAsia="Times New Roman" w:hAnsi="Times New Roman" w:cs="Times New Roman"/>
+          <w:kern w:val="0"/>
+          <w:sz w:val="15"/>
+          <w:szCs w:val="15"/>
+          <w:highlight w:val="yellow"/>
+          <w:lang w:eastAsia="en-PK"/>
+          <w14:ligatures w14:val="none"/>
+        </w:rPr>
+        <w:t>, B. Naz, and S. Bhatti, “A Systematic Review of Desertification Identification with Multispectral LANDSAT Image and Deep Learning Models,” International Journal of Innovations in Science &amp; Technology, vol. 6, no. 1, pp. 143–169, Feb. 2024.</w:t>
+      </w:r>
+    </w:p>
+    <w:p>
+      <w:pPr>
+        <w:pStyle w:val="ListParagraph"/>
+        <w:numPr>
+          <w:ilvl w:val="0"/>
+          <w:numId w:val="4"/>
+        </w:numPr>
+        <w:spacing w:after="80" w:line="240" w:lineRule="auto"/>
+        <w:rPr>
+          <w:rFonts w:ascii="Times New Roman" w:eastAsia="Times New Roman" w:hAnsi="Times New Roman" w:cs="Times New Roman"/>
+          <w:kern w:val="0"/>
+          <w:sz w:val="15"/>
+          <w:szCs w:val="15"/>
+          <w:lang w:eastAsia="en-PK"/>
+          <w14:ligatures w14:val="none"/>
+        </w:rPr>
+      </w:pPr>
+      <w:r>
+        <w:rPr>
+          <w:rFonts w:ascii="Times New Roman" w:eastAsia="Times New Roman" w:hAnsi="Times New Roman" w:cs="Times New Roman"/>
+          <w:kern w:val="0"/>
+          <w:sz w:val="15"/>
+          <w:szCs w:val="15"/>
+          <w:highlight w:val="yellow"/>
+          <w:lang w:eastAsia="en-PK"/>
+          <w14:ligatures w14:val="none"/>
+        </w:rPr>
+        <w:t xml:space="preserve">[10] K. </w:t>
+      </w:r>
+      <w:proofErr w:type="spellStart"/>
+      <w:r>
+        <w:rPr>
+          <w:rFonts w:ascii="Times New Roman" w:eastAsia="Times New Roman" w:hAnsi="Times New Roman" w:cs="Times New Roman"/>
+          <w:kern w:val="0"/>
+          <w:sz w:val="15"/>
+          <w:szCs w:val="15"/>
+          <w:highlight w:val="yellow"/>
+          <w:lang w:eastAsia="en-PK"/>
+          <w14:ligatures w14:val="none"/>
+        </w:rPr>
+        <w:t>Panhwar</w:t>
+      </w:r>
+      <w:proofErr w:type="spellEnd"/>
+      <w:r>
+        <w:rPr>
+          <w:rFonts w:ascii="Times New Roman" w:eastAsia="Times New Roman" w:hAnsi="Times New Roman" w:cs="Times New Roman"/>
+          <w:kern w:val="0"/>
+          <w:sz w:val="15"/>
+          <w:szCs w:val="15"/>
+          <w:highlight w:val="yellow"/>
+          <w:lang w:eastAsia="en-PK"/>
+          <w14:ligatures w14:val="none"/>
+        </w:rPr>
+        <w:t xml:space="preserve">, B. Naz, S. Bhatti, A. Shaikh, and A. </w:t>
+      </w:r>
+      <w:proofErr w:type="spellStart"/>
+      <w:r>
+        <w:rPr>
+          <w:rFonts w:ascii="Times New Roman" w:eastAsia="Times New Roman" w:hAnsi="Times New Roman" w:cs="Times New Roman"/>
+          <w:kern w:val="0"/>
+          <w:sz w:val="15"/>
+          <w:szCs w:val="15"/>
+          <w:highlight w:val="yellow"/>
+          <w:lang w:eastAsia="en-PK"/>
+          <w14:ligatures w14:val="none"/>
+        </w:rPr>
+        <w:t>Alqazzaz</w:t>
+      </w:r>
+      <w:proofErr w:type="spellEnd"/>
+      <w:r>
+        <w:rPr>
+          <w:rFonts w:ascii="Times New Roman" w:eastAsia="Times New Roman" w:hAnsi="Times New Roman" w:cs="Times New Roman"/>
+          <w:kern w:val="0"/>
+          <w:sz w:val="15"/>
+          <w:szCs w:val="15"/>
+          <w:highlight w:val="yellow"/>
+          <w:lang w:eastAsia="en-PK"/>
+          <w14:ligatures w14:val="none"/>
+        </w:rPr>
+        <w:t xml:space="preserve">, “Optimizing </w:t>
+      </w:r>
+      <w:proofErr w:type="spellStart"/>
+      <w:r>
+        <w:rPr>
+          <w:rFonts w:ascii="Times New Roman" w:eastAsia="Times New Roman" w:hAnsi="Times New Roman" w:cs="Times New Roman"/>
+          <w:kern w:val="0"/>
+          <w:sz w:val="15"/>
+          <w:szCs w:val="15"/>
+          <w:highlight w:val="yellow"/>
+          <w:lang w:eastAsia="en-PK"/>
+          <w14:ligatures w14:val="none"/>
+        </w:rPr>
+        <w:t>swin</w:t>
+      </w:r>
+      <w:proofErr w:type="spellEnd"/>
+      <w:r>
+        <w:rPr>
+          <w:rFonts w:ascii="Times New Roman" w:eastAsia="Times New Roman" w:hAnsi="Times New Roman" w:cs="Times New Roman"/>
+          <w:kern w:val="0"/>
+          <w:sz w:val="15"/>
+          <w:szCs w:val="15"/>
+          <w:highlight w:val="yellow"/>
+          <w:lang w:eastAsia="en-PK"/>
+          <w14:ligatures w14:val="none"/>
+        </w:rPr>
+        <w:t xml:space="preserve"> transformer encoder for spatiotemporal desertification classification in an arid environment,” </w:t>
+      </w:r>
+      <w:proofErr w:type="spellStart"/>
+      <w:r>
+        <w:rPr>
+          <w:rFonts w:ascii="Times New Roman" w:eastAsia="Times New Roman" w:hAnsi="Times New Roman" w:cs="Times New Roman"/>
+          <w:kern w:val="0"/>
+          <w:sz w:val="15"/>
+          <w:szCs w:val="15"/>
+          <w:highlight w:val="yellow"/>
+          <w:lang w:eastAsia="en-PK"/>
+          <w14:ligatures w14:val="none"/>
+        </w:rPr>
+        <w:t>PeerJ</w:t>
+      </w:r>
+      <w:proofErr w:type="spellEnd"/>
+      <w:r>
+        <w:rPr>
+          <w:rFonts w:ascii="Times New Roman" w:eastAsia="Times New Roman" w:hAnsi="Times New Roman" w:cs="Times New Roman"/>
+          <w:kern w:val="0"/>
+          <w:sz w:val="15"/>
+          <w:szCs w:val="15"/>
+          <w:highlight w:val="yellow"/>
+          <w:lang w:eastAsia="en-PK"/>
+          <w14:ligatures w14:val="none"/>
+        </w:rPr>
+        <w:t xml:space="preserve"> Computer Science, vol. 12, Art. no. e3788, 2026, </w:t>
+      </w:r>
+      <w:proofErr w:type="spellStart"/>
+      <w:r>
+        <w:rPr>
+          <w:rFonts w:ascii="Times New Roman" w:eastAsia="Times New Roman" w:hAnsi="Times New Roman" w:cs="Times New Roman"/>
+          <w:kern w:val="0"/>
+          <w:sz w:val="15"/>
+          <w:szCs w:val="15"/>
+          <w:highlight w:val="yellow"/>
+          <w:lang w:eastAsia="en-PK"/>
+          <w14:ligatures w14:val="none"/>
+        </w:rPr>
+        <w:t>doi</w:t>
+      </w:r>
+      <w:proofErr w:type="spellEnd"/>
+      <w:r>
+        <w:rPr>
+          <w:rFonts w:ascii="Times New Roman" w:eastAsia="Times New Roman" w:hAnsi="Times New Roman" w:cs="Times New Roman"/>
+          <w:kern w:val="0"/>
+          <w:sz w:val="15"/>
+          <w:szCs w:val="15"/>
+          <w:highlight w:val="yellow"/>
+          <w:lang w:eastAsia="en-PK"/>
+          <w14:ligatures w14:val="none"/>
+        </w:rPr>
+        <w:t>: 10.7717/peerj-cs.3788.</w:t>
+      </w:r>
     </w:p>
     <w:p/>
     <w:sectPr>
@@ -2363,6 +2524,7 @@
   <w:style w:type="character" w:default="1" w:styleId="DefaultParagraphFont">
     <w:name w:val="Default Paragraph Font"/>
     <w:uiPriority w:val="1"/>
+    <w:semiHidden/>
     <w:unhideWhenUsed/>
   </w:style>
   <w:style w:type="table" w:default="1" w:styleId="TableNormal">
@@ -2697,6 +2859,18 @@
     <w:rPr>
       <w:color w:val="605E5C"/>
       <w:shd w:val="clear" w:color="auto" w:fill="E1DFDD"/>
+    </w:rPr>
+  </w:style>
+  <w:style w:type="character" w:styleId="FollowedHyperlink">
+    <w:name w:val="FollowedHyperlink"/>
+    <w:basedOn w:val="DefaultParagraphFont"/>
+    <w:uiPriority w:val="99"/>
+    <w:semiHidden/>
+    <w:unhideWhenUsed/>
+    <w:rsid w:val="00885D97"/>
+    <w:rPr>
+      <w:color w:val="96607D" w:themeColor="followedHyperlink"/>
+      <w:u w:val="single"/>
     </w:rPr>
   </w:style>
 </w:styles>
